--- a/同人文/百合/全年龄版/R与世/设定/背景.docx
+++ b/同人文/百合/全年龄版/R与世/设定/背景.docx
@@ -31,7 +31,6 @@
       <w:pPr>
         <w:spacing w:line="240" w:lineRule="auto"/>
         <w:rPr>
-          <w:rFonts w:hint="eastAsia"/>
           <w:b/>
           <w:bCs/>
           <w:sz w:val="24"/>
@@ -44,16 +43,7 @@
           <w:bCs/>
           <w:sz w:val="24"/>
         </w:rPr>
-        <w:t>注：此设定</w:t>
-      </w:r>
-      <w:r>
-        <w:rPr>
-          <w:rFonts w:hint="eastAsia"/>
-          <w:b/>
-          <w:bCs/>
-          <w:sz w:val="24"/>
-        </w:rPr>
-        <w:t>集为架空设定，与现实无关，所涉及到的地点均无任何现实原型，故不应将其与任何</w:t>
+        <w:t>注：此设定集为架空设定，与现实无关，所涉及到的地点均无任何现实原型，故不应将其与任何</w:t>
       </w:r>
       <w:r>
         <w:rPr>
@@ -164,7 +154,19 @@
         <w:rPr>
           <w:rFonts w:hint="eastAsia"/>
         </w:rPr>
-        <w:t>多元、自由、开放，吸引着无数人</w:t>
+        <w:t>多元、</w:t>
+      </w:r>
+      <w:r>
+        <w:rPr>
+          <w:rFonts w:hint="eastAsia"/>
+        </w:rPr>
+        <w:t>包容、</w:t>
+      </w:r>
+      <w:r>
+        <w:rPr>
+          <w:rFonts w:hint="eastAsia"/>
+        </w:rPr>
+        <w:t>自由、开放，吸引着无数人</w:t>
       </w:r>
       <w:r>
         <w:rPr>
@@ -239,6 +241,9 @@
       <w:pPr>
         <w:spacing w:line="240" w:lineRule="auto"/>
         <w:ind w:leftChars="300" w:left="660"/>
+        <w:rPr>
+          <w:rFonts w:hint="eastAsia"/>
+        </w:rPr>
       </w:pPr>
       <w:r>
         <w:rPr>
@@ -246,58 +251,22 @@
           <w:b/>
           <w:bCs/>
         </w:rPr>
-        <w:t>音外若门特市：</w:t>
-      </w:r>
-      <w:r>
-        <w:rPr>
-          <w:rFonts w:hint="eastAsia"/>
-        </w:rPr>
-        <w:t>耐特沃克市的邻市，毗邻海洋，以旅游业见长，绿化程度相当之高，景色优美、绿意盎然，</w:t>
-      </w:r>
-      <w:r>
-        <w:rPr>
-          <w:rFonts w:hint="eastAsia"/>
-        </w:rPr>
-        <w:t>一望无际的大海、</w:t>
-      </w:r>
-      <w:r>
-        <w:rPr>
-          <w:rFonts w:hint="eastAsia"/>
-        </w:rPr>
-        <w:t>葳蕤蓊郁的</w:t>
-      </w:r>
-      <w:r>
-        <w:rPr>
-          <w:rFonts w:hint="eastAsia"/>
-        </w:rPr>
-        <w:t>绿地</w:t>
-      </w:r>
-      <w:r>
-        <w:rPr>
-          <w:rFonts w:hint="eastAsia"/>
-        </w:rPr>
-        <w:t>是</w:t>
-      </w:r>
-      <w:r>
-        <w:rPr>
-          <w:rFonts w:hint="eastAsia"/>
-        </w:rPr>
-        <w:t>其用以</w:t>
-      </w:r>
-      <w:r>
-        <w:rPr>
-          <w:rFonts w:hint="eastAsia"/>
-        </w:rPr>
-        <w:t>吸引无数游客的招牌</w:t>
+        <w:t>谧享时光酒吧：</w:t>
+      </w:r>
+      <w:r>
+        <w:t>戴莉女子科技学园</w:t>
+      </w:r>
+      <w:r>
+        <w:rPr>
+          <w:rFonts w:hint="eastAsia"/>
+        </w:rPr>
+        <w:t>周围的一家小酒吧，但是由于其雇佣了实力不俗的调酒师而在耐特沃克市小有名气，R主席是这家店的常客，与老板和酒保的关系很好</w:t>
       </w:r>
     </w:p>
     <w:p>
       <w:pPr>
         <w:spacing w:line="240" w:lineRule="auto"/>
         <w:ind w:leftChars="300" w:left="660"/>
-        <w:rPr>
-          <w:rFonts w:hint="eastAsia"/>
-        </w:rPr>
       </w:pPr>
       <w:r>
         <w:rPr>
@@ -305,13 +274,260 @@
           <w:b/>
           <w:bCs/>
         </w:rPr>
+        <w:t>寰宇影城：</w:t>
+      </w:r>
+      <w:r>
+        <w:rPr>
+          <w:rFonts w:hint="eastAsia"/>
+        </w:rPr>
+        <w:t>耐特沃克市的大型私立影视中心，在</w:t>
+      </w:r>
+      <w:r>
+        <w:rPr>
+          <w:rFonts w:hint="eastAsia"/>
+        </w:rPr>
+        <w:t>3D全息</w:t>
+      </w:r>
+      <w:r>
+        <w:rPr>
+          <w:rFonts w:hint="eastAsia"/>
+        </w:rPr>
+        <w:t>电影院的基础之上还拥有制片厂、电影博物馆、电影同人展馆、周边商店等</w:t>
+      </w:r>
+      <w:r>
+        <w:rPr>
+          <w:rFonts w:hint="eastAsia"/>
+        </w:rPr>
+        <w:t>设施</w:t>
+      </w:r>
+      <w:r>
+        <w:rPr>
+          <w:rFonts w:hint="eastAsia"/>
+        </w:rPr>
+        <w:t>，每年6月~9月会定期举办</w:t>
+      </w:r>
+      <w:r>
+        <w:rPr>
+          <w:rFonts w:hint="eastAsia"/>
+        </w:rPr>
+        <w:t>电影</w:t>
+      </w:r>
+      <w:r>
+        <w:rPr>
+          <w:rFonts w:hint="eastAsia"/>
+        </w:rPr>
+        <w:t>同人展会</w:t>
+      </w:r>
+    </w:p>
+    <w:p>
+      <w:pPr>
+        <w:spacing w:line="240" w:lineRule="auto"/>
+        <w:ind w:leftChars="300" w:left="660"/>
+      </w:pPr>
+      <w:r>
+        <w:rPr>
+          <w:rFonts w:hint="eastAsia"/>
+          <w:b/>
+          <w:bCs/>
+        </w:rPr>
+        <w:t>科莱姆山：</w:t>
+      </w:r>
+      <w:r>
+        <w:rPr>
+          <w:rFonts w:hint="eastAsia"/>
+        </w:rPr>
+        <w:t>耐特沃克市</w:t>
+      </w:r>
+      <w:r>
+        <w:rPr>
+          <w:rFonts w:hint="eastAsia"/>
+        </w:rPr>
+        <w:t>内的一座山</w:t>
+      </w:r>
+      <w:r>
+        <w:rPr>
+          <w:rFonts w:hint="eastAsia"/>
+        </w:rPr>
+        <w:t>峰</w:t>
+      </w:r>
+      <w:r>
+        <w:rPr>
+          <w:rFonts w:hint="eastAsia"/>
+        </w:rPr>
+        <w:t>，</w:t>
+      </w:r>
+      <w:r>
+        <w:rPr>
+          <w:rFonts w:hint="eastAsia"/>
+        </w:rPr>
+        <w:t>已</w:t>
+      </w:r>
+      <w:r>
+        <w:rPr>
+          <w:rFonts w:hint="eastAsia"/>
+        </w:rPr>
+        <w:t>被市政府划为了</w:t>
+      </w:r>
+      <w:r>
+        <w:rPr>
+          <w:rFonts w:hint="eastAsia"/>
+        </w:rPr>
+        <w:t>禁止过度开发的森林公园，其中仅有部分便于露营的基础设施，很多人会来此露营几天、看看壮丽的日出景观，从而短暂地脱离尘世喧嚣</w:t>
+      </w:r>
+    </w:p>
+    <w:p>
+      <w:pPr>
+        <w:spacing w:line="240" w:lineRule="auto"/>
+        <w:ind w:leftChars="300" w:left="660"/>
+        <w:rPr>
+          <w:rFonts w:hint="eastAsia"/>
+        </w:rPr>
+      </w:pPr>
+      <w:r>
+        <w:rPr>
+          <w:rFonts w:hint="eastAsia"/>
+          <w:b/>
+          <w:bCs/>
+        </w:rPr>
+        <w:t>耐特沃克科技博物馆：</w:t>
+      </w:r>
+      <w:r>
+        <w:rPr>
+          <w:rFonts w:hint="eastAsia"/>
+        </w:rPr>
+        <w:t>耐特沃克市最有名的科技博物馆，</w:t>
+      </w:r>
+      <w:r>
+        <w:rPr>
+          <w:rFonts w:hint="eastAsia"/>
+        </w:rPr>
+        <w:t>其中展出着人类科技史从工业革命至今的历史文物，此外还有一个耐特沃克专题展区，重点展出耐特沃克市内的个人或组织的重大科技成果</w:t>
+      </w:r>
+    </w:p>
+    <w:p>
+      <w:pPr>
+        <w:spacing w:line="240" w:lineRule="auto"/>
+        <w:ind w:leftChars="300" w:left="660"/>
+      </w:pPr>
+      <w:r>
+        <w:rPr>
+          <w:rFonts w:hint="eastAsia"/>
+          <w:b/>
+          <w:bCs/>
+        </w:rPr>
+        <w:t>澳盛</w:t>
+      </w:r>
+      <w:r>
+        <w:rPr>
+          <w:rFonts w:hint="eastAsia"/>
+          <w:b/>
+          <w:bCs/>
+        </w:rPr>
+        <w:t>市：</w:t>
+      </w:r>
+      <w:r>
+        <w:rPr>
+          <w:rFonts w:hint="eastAsia"/>
+        </w:rPr>
+        <w:t>耐特沃克市的邻市，毗邻海洋，以旅游业见长，绿化程度相当之高，景色优美、绿意盎然，</w:t>
+      </w:r>
+      <w:r>
+        <w:rPr>
+          <w:rFonts w:hint="eastAsia"/>
+        </w:rPr>
+        <w:t>一望无际的大海、</w:t>
+      </w:r>
+      <w:r>
+        <w:rPr>
+          <w:rFonts w:hint="eastAsia"/>
+        </w:rPr>
+        <w:t>葳蕤蓊郁的</w:t>
+      </w:r>
+      <w:r>
+        <w:rPr>
+          <w:rFonts w:hint="eastAsia"/>
+        </w:rPr>
+        <w:t>绿地</w:t>
+      </w:r>
+      <w:r>
+        <w:rPr>
+          <w:rFonts w:hint="eastAsia"/>
+        </w:rPr>
+        <w:t>是</w:t>
+      </w:r>
+      <w:r>
+        <w:rPr>
+          <w:rFonts w:hint="eastAsia"/>
+        </w:rPr>
+        <w:t>其用以</w:t>
+      </w:r>
+      <w:r>
+        <w:rPr>
+          <w:rFonts w:hint="eastAsia"/>
+        </w:rPr>
+        <w:t>吸引无数游客的招牌</w:t>
+      </w:r>
+    </w:p>
+    <w:p>
+      <w:pPr>
+        <w:spacing w:line="240" w:lineRule="auto"/>
+        <w:ind w:leftChars="300" w:left="660"/>
+      </w:pPr>
+      <w:r>
+        <w:rPr>
+          <w:rFonts w:hint="eastAsia"/>
+          <w:b/>
+          <w:bCs/>
+        </w:rPr>
         <w:t>蔚蓝日记海洋公园：</w:t>
       </w:r>
       <w:r>
         <w:rPr>
           <w:rFonts w:hint="eastAsia"/>
         </w:rPr>
-        <w:t>音外若门特市最大的海洋主题公园，内设有沙滩日光浴场、海洋馆、舞台、温泉浴场、</w:t>
+        <w:t>澳盛</w:t>
+      </w:r>
+      <w:r>
+        <w:rPr>
+          <w:rFonts w:hint="eastAsia"/>
+        </w:rPr>
+        <w:t>市最大的海洋主题公园，内设有沙滩日光浴场、</w:t>
+      </w:r>
+      <w:r>
+        <w:rPr>
+          <w:rFonts w:hint="eastAsia"/>
+        </w:rPr>
+        <w:t>海水浴场、</w:t>
+      </w:r>
+      <w:r>
+        <w:rPr>
+          <w:rFonts w:hint="eastAsia"/>
+        </w:rPr>
+        <w:t>海洋馆、</w:t>
+      </w:r>
+      <w:r>
+        <w:rPr>
+          <w:rFonts w:hint="eastAsia"/>
+        </w:rPr>
+        <w:t>露天</w:t>
+      </w:r>
+      <w:r>
+        <w:rPr>
+          <w:rFonts w:hint="eastAsia"/>
+        </w:rPr>
+        <w:t>舞台、</w:t>
+      </w:r>
+      <w:r>
+        <w:rPr>
+          <w:rFonts w:hint="eastAsia"/>
+        </w:rPr>
+        <w:t>酒店、</w:t>
+      </w:r>
+      <w:r>
+        <w:rPr>
+          <w:rFonts w:hint="eastAsia"/>
+        </w:rPr>
+        <w:t>温泉浴场、</w:t>
       </w:r>
       <w:r>
         <w:rPr>
@@ -330,6 +546,12 @@
           <w:rFonts w:hint="eastAsia"/>
         </w:rPr>
         <w:t>码头、</w:t>
+      </w:r>
+      <w:r>
+        <w:rPr>
+          <w:rFonts w:hint="eastAsia"/>
+        </w:rPr>
+        <w:t>指定</w:t>
       </w:r>
       <w:r>
         <w:rPr>
